--- a/practical8 ossp.docx
+++ b/practical8 ossp.docx
@@ -39,85 +39,8 @@
           <w:szCs w:val="32"/>
           <w:lang w:val="en-US"/>
         </w:rPr>
-        <w:t>Practical 8a&amp;b</w:t>
+        <w:t>Skill 12</w:t>
       </w:r>
-    </w:p>
-    <w:p>
-      <w:pPr>
-        <w:rPr>
-          <w:lang w:val="en-US"/>
-        </w:rPr>
-      </w:pPr>
-    </w:p>
-    <w:p>
-      <w:pPr>
-        <w:jc w:val="center"/>
-        <w:rPr>
-          <w:sz w:val="28"/>
-          <w:szCs w:val="28"/>
-          <w:lang w:val="en-US"/>
-        </w:rPr>
-      </w:pPr>
-      <w:r>
-        <w:rPr>
-          <w:sz w:val="28"/>
-          <w:szCs w:val="28"/>
-          <w:lang w:val="en-US"/>
-        </w:rPr>
-        <w:t>252003</w:t>
-      </w:r>
-      <w:r>
-        <w:rPr>
-          <w:sz w:val="28"/>
-          <w:szCs w:val="28"/>
-          <w:lang w:val="en-US"/>
-        </w:rPr>
-        <w:t>0159</w:t>
-      </w:r>
-      <w:r>
-        <w:rPr>
-          <w:sz w:val="28"/>
-          <w:szCs w:val="28"/>
-          <w:lang w:val="en-US"/>
-        </w:rPr>
-        <w:t xml:space="preserve"> –</w:t>
-      </w:r>
-      <w:r>
-        <w:rPr>
-          <w:sz w:val="28"/>
-          <w:szCs w:val="28"/>
-          <w:lang w:val="en-US"/>
-        </w:rPr>
-        <w:t xml:space="preserve"> </w:t>
-      </w:r>
-      <w:proofErr w:type="spellStart"/>
-      <w:r>
-        <w:rPr>
-          <w:sz w:val="28"/>
-          <w:szCs w:val="28"/>
-          <w:lang w:val="en-US"/>
-        </w:rPr>
-        <w:t>hema</w:t>
-      </w:r>
-      <w:proofErr w:type="spellEnd"/>
-      <w:r>
-        <w:rPr>
-          <w:sz w:val="28"/>
-          <w:szCs w:val="28"/>
-          <w:lang w:val="en-US"/>
-        </w:rPr>
-        <w:t xml:space="preserve"> </w:t>
-      </w:r>
-      <w:proofErr w:type="spellStart"/>
-      <w:r>
-        <w:rPr>
-          <w:sz w:val="28"/>
-          <w:szCs w:val="28"/>
-          <w:lang w:val="en-US"/>
-        </w:rPr>
-        <w:t>sri</w:t>
-      </w:r>
-      <w:proofErr w:type="spellEnd"/>
     </w:p>
     <w:p>
       <w:pPr>
@@ -148,121 +71,7 @@
           <w:sz w:val="28"/>
           <w:szCs w:val="28"/>
         </w:rPr>
-        <w:t xml:space="preserve">Develop a program using </w:t>
-      </w:r>
-      <w:proofErr w:type="gramStart"/>
-      <w:r>
-        <w:rPr>
-          <w:sz w:val="28"/>
-          <w:szCs w:val="28"/>
-        </w:rPr>
-        <w:t>malloc(</w:t>
-      </w:r>
-      <w:proofErr w:type="gramEnd"/>
-      <w:r>
-        <w:rPr>
-          <w:sz w:val="28"/>
-          <w:szCs w:val="28"/>
-        </w:rPr>
-        <w:t xml:space="preserve">), </w:t>
-      </w:r>
-      <w:proofErr w:type="spellStart"/>
-      <w:proofErr w:type="gramStart"/>
-      <w:r>
-        <w:rPr>
-          <w:sz w:val="28"/>
-          <w:szCs w:val="28"/>
-        </w:rPr>
-        <w:t>calloc</w:t>
-      </w:r>
-      <w:proofErr w:type="spellEnd"/>
-      <w:r>
-        <w:rPr>
-          <w:sz w:val="28"/>
-          <w:szCs w:val="28"/>
-        </w:rPr>
-        <w:t>(</w:t>
-      </w:r>
-      <w:proofErr w:type="gramEnd"/>
-      <w:r>
-        <w:rPr>
-          <w:sz w:val="28"/>
-          <w:szCs w:val="28"/>
-        </w:rPr>
-        <w:t xml:space="preserve">), </w:t>
-      </w:r>
-      <w:proofErr w:type="spellStart"/>
-      <w:proofErr w:type="gramStart"/>
-      <w:r>
-        <w:rPr>
-          <w:sz w:val="28"/>
-          <w:szCs w:val="28"/>
-        </w:rPr>
-        <w:t>realloc</w:t>
-      </w:r>
-      <w:proofErr w:type="spellEnd"/>
-      <w:r>
-        <w:rPr>
-          <w:sz w:val="28"/>
-          <w:szCs w:val="28"/>
-        </w:rPr>
-        <w:t>(</w:t>
-      </w:r>
-      <w:proofErr w:type="gramEnd"/>
-      <w:r>
-        <w:rPr>
-          <w:sz w:val="28"/>
-          <w:szCs w:val="28"/>
-        </w:rPr>
-        <w:t xml:space="preserve">), and </w:t>
-      </w:r>
-      <w:proofErr w:type="gramStart"/>
-      <w:r>
-        <w:rPr>
-          <w:sz w:val="28"/>
-          <w:szCs w:val="28"/>
-        </w:rPr>
-        <w:t>free(</w:t>
-      </w:r>
-      <w:proofErr w:type="gramEnd"/>
-      <w:r>
-        <w:rPr>
-          <w:sz w:val="28"/>
-          <w:szCs w:val="28"/>
-        </w:rPr>
-        <w:t xml:space="preserve">). Monitor memory allocation </w:t>
-      </w:r>
-      <w:proofErr w:type="spellStart"/>
-      <w:r>
-        <w:rPr>
-          <w:sz w:val="28"/>
-          <w:szCs w:val="28"/>
-        </w:rPr>
-        <w:t>behavior</w:t>
-      </w:r>
-      <w:proofErr w:type="spellEnd"/>
-      <w:r>
-        <w:rPr>
-          <w:sz w:val="28"/>
-          <w:szCs w:val="28"/>
-        </w:rPr>
-        <w:t xml:space="preserve"> and identify memory leaks using </w:t>
-      </w:r>
-      <w:proofErr w:type="spellStart"/>
-      <w:r>
-        <w:rPr>
-          <w:sz w:val="28"/>
-          <w:szCs w:val="28"/>
-        </w:rPr>
-        <w:t>Valgrind</w:t>
-      </w:r>
-      <w:proofErr w:type="spellEnd"/>
-      <w:r>
-        <w:rPr>
-          <w:sz w:val="28"/>
-          <w:szCs w:val="28"/>
-        </w:rPr>
-        <w:t>.</w:t>
+        <w:t>Develop a program using malloc(), calloc(), realloc(), and free(). Monitor memory allocation behavior and identify memory leaks using Valgrind.</w:t>
       </w:r>
     </w:p>
     <w:p>
@@ -417,25 +226,8 @@
           <w:szCs w:val="28"/>
           <w:lang w:val="en-US"/>
         </w:rPr>
-        <w:t xml:space="preserve">Develop a program that demonstrates Copy-on-Write behavior after a </w:t>
-      </w:r>
-      <w:proofErr w:type="gramStart"/>
-      <w:r>
-        <w:rPr>
-          <w:sz w:val="28"/>
-          <w:szCs w:val="28"/>
-          <w:lang w:val="en-US"/>
-        </w:rPr>
-        <w:t>fork(</w:t>
-      </w:r>
-      <w:proofErr w:type="gramEnd"/>
-      <w:r>
-        <w:rPr>
-          <w:sz w:val="28"/>
-          <w:szCs w:val="28"/>
-          <w:lang w:val="en-US"/>
-        </w:rPr>
-        <w:t>). Analyze memory usage before and after modifying data in the child process.</w:t>
+        <w:lastRenderedPageBreak/>
+        <w:t>Develop a program that demonstrates Copy-on-Write behavior after a fork(). Analyze memory usage before and after modifying data in the child process.</w:t>
       </w:r>
     </w:p>
     <w:p>
@@ -448,6 +240,7 @@
       </w:pPr>
       <w:r>
         <w:rPr>
+          <w:noProof/>
           <w:sz w:val="28"/>
           <w:szCs w:val="28"/>
           <w:lang w:val="en-US"/>
@@ -499,6 +292,7 @@
       </w:pPr>
       <w:r>
         <w:rPr>
+          <w:noProof/>
           <w:sz w:val="28"/>
           <w:szCs w:val="28"/>
           <w:lang w:val="en-US"/>
@@ -1182,6 +976,7 @@
   <w:style w:type="character" w:default="1" w:styleId="DefaultParagraphFont">
     <w:name w:val="Default Paragraph Font"/>
     <w:uiPriority w:val="1"/>
+    <w:semiHidden/>
     <w:unhideWhenUsed/>
   </w:style>
   <w:style w:type="table" w:default="1" w:styleId="TableNormal">
